--- a/tests/fixtures/templates/a1_proposal_template.docx
+++ b/tests/fixtures/templates/a1_proposal_template.docx
@@ -2,6 +2,27 @@
 <file path=word/document.xml><?xml version="1.0" encoding="utf-8"?>
 <w:document xmlns:w="http://schemas.openxmlformats.org/wordprocessingml/2006/main">
   <w:body>
+    <w:p>
+      <w:r>
+        <w:t xml:space="preserve">A-1 Tank Removal LLC</w:t>
+      </w:r>
+    </w:p>
+    <w:p>
+      <w:r>
+        <w:t xml:space="preserve">W178 N6006 Prairie Sky Court</w:t>
+      </w:r>
+    </w:p>
+    <w:p>
+      <w:r>
+        <w:t xml:space="preserve">Menomonee Falls, Wisconsin 53051</w:t>
+      </w:r>
+    </w:p>
+    <w:p>
+      <w:r>
+        <w:t xml:space="preserve">(262) 252-4030</w:t>
+      </w:r>
+    </w:p>
+    <w:p/>
     <w:p>
       <w:r>
         <w:t xml:space="preserve">A-1 Tank Removal Proposal</w:t>
@@ -79,6 +100,22 @@
         <w:t xml:space="preserve">{{notes}}</w:t>
       </w:r>
     </w:p>
+    <w:p>
+      <w:r>
+        <w:t xml:space="preserve">Payment due upon completion</w:t>
+      </w:r>
+    </w:p>
+    <w:p>
+      <w:r>
+        <w:t xml:space="preserve">Proposal Accepted By:</w:t>
+      </w:r>
+    </w:p>
+    <w:p/>
+    <w:p>
+      <w:r>
+        <w:t xml:space="preserve">Signature: ________________________________</w:t>
+      </w:r>
+    </w:p>
     <w:sectPr>
       <w:pgSz w:w="12240" w:h="15840"/>
       <w:pgMar w:top="1440" w:right="1440" w:bottom="1440" w:left="1440" w:header="720" w:footer="720" w:gutter="0"/>

--- a/tests/fixtures/templates/a1_proposal_template.docx
+++ b/tests/fixtures/templates/a1_proposal_template.docx
@@ -3,116 +3,344 @@
 <w:document xmlns:w="http://schemas.openxmlformats.org/wordprocessingml/2006/main">
   <w:body>
     <w:p>
-      <w:r>
+      <w:pPr>
+        <w:keepNext/>
+        <w:keepLines/>
+        <w:widowControl/>
+        <w:spacing w:before="0" w:after="0" w:line="240" w:lineRule="auto"/>
+        <w:ind w:left="0" w:firstLine="0"/>
+        <w:jc w:val="left"/>
+      </w:pPr>
+      <w:r>
+        <w:rPr>
+          <w:rFonts w:ascii="Times New Roman" w:hAnsi="Times New Roman" w:eastAsia="Times New Roman" w:cs="Times New Roman"/>
+          <w:b/>
+          <w:sz w:val="24"/>
+        </w:rPr>
         <w:t xml:space="preserve">A-1 Tank Removal LLC</w:t>
       </w:r>
     </w:p>
     <w:p>
-      <w:r>
+      <w:pPr>
+        <w:keepNext/>
+        <w:keepLines/>
+        <w:widowControl/>
+        <w:spacing w:before="0" w:after="0" w:line="240" w:lineRule="auto"/>
+        <w:ind w:left="0" w:firstLine="0"/>
+        <w:jc w:val="left"/>
+      </w:pPr>
+      <w:r>
+        <w:rPr>
+          <w:rFonts w:ascii="Times New Roman" w:hAnsi="Times New Roman" w:eastAsia="Times New Roman" w:cs="Times New Roman"/>
+          <w:b w:val="0"/>
+          <w:sz w:val="22"/>
+        </w:rPr>
         <w:t xml:space="preserve">W178 N6006 Prairie Sky Court</w:t>
       </w:r>
     </w:p>
     <w:p>
-      <w:r>
+      <w:pPr>
+        <w:keepNext/>
+        <w:keepLines/>
+        <w:widowControl/>
+        <w:spacing w:before="0" w:after="0" w:line="240" w:lineRule="auto"/>
+        <w:ind w:left="0" w:firstLine="0"/>
+        <w:jc w:val="left"/>
+      </w:pPr>
+      <w:r>
+        <w:rPr>
+          <w:rFonts w:ascii="Times New Roman" w:hAnsi="Times New Roman" w:eastAsia="Times New Roman" w:cs="Times New Roman"/>
+          <w:b w:val="0"/>
+          <w:sz w:val="22"/>
+        </w:rPr>
         <w:t xml:space="preserve">Menomonee Falls, Wisconsin 53051</w:t>
       </w:r>
     </w:p>
     <w:p>
-      <w:r>
+      <w:pPr>
+        <w:keepNext w:val="0"/>
+        <w:keepLines/>
+        <w:widowControl/>
+        <w:spacing w:before="0" w:after="240" w:line="240" w:lineRule="auto"/>
+        <w:ind w:left="0" w:firstLine="0"/>
+        <w:jc w:val="left"/>
+      </w:pPr>
+      <w:r>
+        <w:rPr>
+          <w:rFonts w:ascii="Times New Roman" w:hAnsi="Times New Roman" w:eastAsia="Times New Roman" w:cs="Times New Roman"/>
+          <w:b w:val="0"/>
+          <w:sz w:val="22"/>
+        </w:rPr>
         <w:t xml:space="preserve">(262) 252-4030</w:t>
       </w:r>
     </w:p>
-    <w:p/>
-    <w:p>
-      <w:r>
+    <w:p>
+      <w:pPr>
+        <w:keepNext/>
+        <w:keepLines/>
+        <w:widowControl/>
+        <w:spacing w:before="0" w:after="60" w:line="240" w:lineRule="auto"/>
+        <w:ind w:left="0" w:firstLine="0"/>
+        <w:jc w:val="left"/>
+      </w:pPr>
+      <w:r>
+        <w:rPr>
+          <w:rFonts w:ascii="Times New Roman" w:hAnsi="Times New Roman" w:eastAsia="Times New Roman" w:cs="Times New Roman"/>
+          <w:b/>
+          <w:sz w:val="28"/>
+        </w:rPr>
         <w:t xml:space="preserve">A-1 Tank Removal Proposal</w:t>
       </w:r>
     </w:p>
     <w:p>
-      <w:r>
+      <w:pPr>
+        <w:keepNext w:val="0"/>
+        <w:keepLines/>
+        <w:widowControl/>
+        <w:spacing w:before="0" w:after="240" w:line="240" w:lineRule="auto"/>
+        <w:ind w:left="0" w:firstLine="0"/>
+        <w:jc w:val="left"/>
+      </w:pPr>
+      <w:r>
+        <w:rPr>
+          <w:rFonts w:ascii="Times New Roman" w:hAnsi="Times New Roman" w:eastAsia="Times New Roman" w:cs="Times New Roman"/>
+          <w:b w:val="0"/>
+          <w:sz w:val="22"/>
+        </w:rPr>
         <w:t xml:space="preserve">Date: {{proposal_date}}</w:t>
       </w:r>
     </w:p>
     <w:p>
-      <w:r>
+      <w:pPr>
+        <w:keepNext/>
+        <w:keepLines/>
+        <w:widowControl/>
+        <w:spacing w:before="0" w:after="0" w:line="240" w:lineRule="auto"/>
+        <w:ind w:left="0" w:firstLine="0"/>
+        <w:jc w:val="left"/>
+      </w:pPr>
+      <w:r>
+        <w:rPr>
+          <w:rFonts w:ascii="Times New Roman" w:hAnsi="Times New Roman" w:eastAsia="Times New Roman" w:cs="Times New Roman"/>
+          <w:b/>
+          <w:sz w:val="22"/>
+        </w:rPr>
         <w:t xml:space="preserve">Prepared For:</w:t>
       </w:r>
     </w:p>
     <w:p>
-      <w:r>
+      <w:pPr>
+        <w:keepNext/>
+        <w:keepLines/>
+        <w:widowControl/>
+        <w:spacing w:before="0" w:after="0" w:line="240" w:lineRule="auto"/>
+        <w:ind w:left="0" w:firstLine="0"/>
+        <w:jc w:val="left"/>
+      </w:pPr>
+      <w:r>
+        <w:rPr>
+          <w:rFonts w:ascii="Times New Roman" w:hAnsi="Times New Roman" w:eastAsia="Times New Roman" w:cs="Times New Roman"/>
+          <w:b w:val="0"/>
+          <w:sz w:val="22"/>
+        </w:rPr>
         <w:t xml:space="preserve">{{customer_name}}</w:t>
       </w:r>
     </w:p>
     <w:p>
-      <w:r>
+      <w:pPr>
+        <w:keepNext/>
+        <w:keepLines/>
+        <w:widowControl/>
+        <w:spacing w:before="0" w:after="0" w:line="240" w:lineRule="auto"/>
+        <w:ind w:left="0" w:firstLine="0"/>
+        <w:jc w:val="left"/>
+      </w:pPr>
+      <w:r>
+        <w:rPr>
+          <w:rFonts w:ascii="Times New Roman" w:hAnsi="Times New Roman" w:eastAsia="Times New Roman" w:cs="Times New Roman"/>
+          <w:b w:val="0"/>
+          <w:sz w:val="22"/>
+        </w:rPr>
         <w:t xml:space="preserve">{{street_address}}</w:t>
       </w:r>
     </w:p>
     <w:p>
-      <w:r>
+      <w:pPr>
+        <w:keepNext w:val="0"/>
+        <w:keepLines/>
+        <w:widowControl/>
+        <w:spacing w:before="0" w:after="240" w:line="240" w:lineRule="auto"/>
+        <w:ind w:left="0" w:firstLine="0"/>
+        <w:jc w:val="left"/>
+      </w:pPr>
+      <w:r>
+        <w:rPr>
+          <w:rFonts w:ascii="Times New Roman" w:hAnsi="Times New Roman" w:eastAsia="Times New Roman" w:cs="Times New Roman"/>
+          <w:b w:val="0"/>
+          <w:sz w:val="22"/>
+        </w:rPr>
         <w:t xml:space="preserve">{{city_state_zip}}</w:t>
       </w:r>
     </w:p>
-    <w:p/>
-    <w:p>
-      <w:pPr>
-        <w:pBdr>
-          <w:bottom w:val="single" w:sz="8" w:space="1" w:color="auto"/>
-        </w:pBdr>
-      </w:pPr>
-    </w:p>
-    <w:p>
-      <w:r>
+    <w:p>
+      <w:pPr>
+        <w:keepNext w:val="0"/>
+        <w:keepLines/>
+        <w:widowControl/>
+        <w:spacing w:before="0" w:after="240" w:line="240" w:lineRule="auto"/>
+        <w:ind w:left="0" w:firstLine="0"/>
+        <w:jc w:val="left"/>
+      </w:pPr>
+      <w:r>
+        <w:rPr>
+          <w:rFonts w:ascii="Times New Roman" w:hAnsi="Times New Roman" w:eastAsia="Times New Roman" w:cs="Times New Roman"/>
+          <w:b w:val="0"/>
+          <w:sz w:val="22"/>
+        </w:rPr>
         <w:t xml:space="preserve">{{item_description}}</w:t>
       </w:r>
     </w:p>
     <w:p>
       <w:pPr>
-        <w:pBdr>
-          <w:bottom w:val="single" w:sz="8" w:space="1" w:color="auto"/>
-        </w:pBdr>
-      </w:pPr>
-    </w:p>
-    <w:p>
-      <w:r>
+        <w:keepNext/>
+        <w:keepLines/>
+        <w:widowControl/>
+        <w:spacing w:before="0" w:after="60" w:line="240" w:lineRule="auto"/>
+        <w:ind w:left="0" w:firstLine="0"/>
+        <w:jc w:val="left"/>
+      </w:pPr>
+      <w:r>
+        <w:rPr>
+          <w:rFonts w:ascii="Times New Roman" w:hAnsi="Times New Roman" w:eastAsia="Times New Roman" w:cs="Times New Roman"/>
+          <w:b/>
+          <w:sz w:val="22"/>
+        </w:rPr>
         <w:t xml:space="preserve">Scope of Work</w:t>
       </w:r>
     </w:p>
     <w:p>
-      <w:r>
+      <w:pPr>
+        <w:keepNext w:val="0"/>
+        <w:keepLines w:val="0"/>
+        <w:widowControl/>
+        <w:spacing w:before="0" w:after="240" w:line="240" w:lineRule="auto"/>
+        <w:ind w:left="360" w:firstLine="0"/>
+        <w:jc w:val="left"/>
+      </w:pPr>
+      <w:r>
+        <w:rPr>
+          <w:rFonts w:ascii="Times New Roman" w:hAnsi="Times New Roman" w:eastAsia="Times New Roman" w:cs="Times New Roman"/>
+          <w:b w:val="0"/>
+          <w:sz w:val="22"/>
+        </w:rPr>
         <w:t xml:space="preserve">{{scope_block}}</w:t>
       </w:r>
     </w:p>
-    <w:p/>
-    <w:p>
-      <w:r>
+    <w:p>
+      <w:pPr>
+        <w:keepNext/>
+        <w:keepLines/>
+        <w:widowControl/>
+        <w:spacing w:before="0" w:after="0" w:line="240" w:lineRule="auto"/>
+        <w:ind w:left="0" w:firstLine="0"/>
+        <w:jc w:val="left"/>
+      </w:pPr>
+      <w:r>
+        <w:rPr>
+          <w:rFonts w:ascii="Times New Roman" w:hAnsi="Times New Roman" w:eastAsia="Times New Roman" w:cs="Times New Roman"/>
+          <w:b/>
+          <w:sz w:val="22"/>
+        </w:rPr>
         <w:t xml:space="preserve">{{total_line}}</w:t>
       </w:r>
     </w:p>
-    <w:p/>
-    <w:p>
-      <w:r>
+    <w:p>
+      <w:pPr>
+        <w:keepNext w:val="0"/>
+        <w:keepLines/>
+        <w:widowControl/>
+        <w:spacing w:before="0" w:after="120" w:line="240" w:lineRule="auto"/>
+        <w:ind w:left="0" w:firstLine="0"/>
+        <w:jc w:val="left"/>
+      </w:pPr>
+      <w:r>
+        <w:rPr>
+          <w:rFonts w:ascii="Times New Roman" w:hAnsi="Times New Roman" w:eastAsia="Times New Roman" w:cs="Times New Roman"/>
+          <w:b w:val="0"/>
+          <w:sz w:val="22"/>
+        </w:rPr>
         <w:t xml:space="preserve">{{pricing_note}}</w:t>
       </w:r>
     </w:p>
     <w:p>
-      <w:r>
+      <w:pPr>
+        <w:keepNext w:val="0"/>
+        <w:keepLines w:val="0"/>
+        <w:widowControl/>
+        <w:spacing w:before="0" w:after="120" w:line="240" w:lineRule="auto"/>
+        <w:ind w:left="0" w:firstLine="0"/>
+        <w:jc w:val="left"/>
+      </w:pPr>
+      <w:r>
+        <w:rPr>
+          <w:rFonts w:ascii="Times New Roman" w:hAnsi="Times New Roman" w:eastAsia="Times New Roman" w:cs="Times New Roman"/>
+          <w:b w:val="0"/>
+          <w:sz w:val="22"/>
+        </w:rPr>
         <w:t xml:space="preserve">{{notes}}</w:t>
       </w:r>
     </w:p>
     <w:p>
-      <w:r>
+      <w:pPr>
+        <w:keepNext w:val="0"/>
+        <w:keepLines/>
+        <w:widowControl/>
+        <w:spacing w:before="0" w:after="240" w:line="240" w:lineRule="auto"/>
+        <w:ind w:left="0" w:firstLine="0"/>
+        <w:jc w:val="left"/>
+      </w:pPr>
+      <w:r>
+        <w:rPr>
+          <w:rFonts w:ascii="Times New Roman" w:hAnsi="Times New Roman" w:eastAsia="Times New Roman" w:cs="Times New Roman"/>
+          <w:b/>
+          <w:sz w:val="22"/>
+        </w:rPr>
         <w:t xml:space="preserve">Payment due upon completion</w:t>
       </w:r>
     </w:p>
     <w:p>
-      <w:r>
+      <w:pPr>
+        <w:keepNext/>
+        <w:keepLines/>
+        <w:widowControl/>
+        <w:spacing w:before="0" w:after="240" w:line="240" w:lineRule="auto"/>
+        <w:ind w:left="0" w:firstLine="0"/>
+        <w:jc w:val="left"/>
+      </w:pPr>
+      <w:r>
+        <w:rPr>
+          <w:rFonts w:ascii="Times New Roman" w:hAnsi="Times New Roman" w:eastAsia="Times New Roman" w:cs="Times New Roman"/>
+          <w:b/>
+          <w:sz w:val="22"/>
+        </w:rPr>
         <w:t xml:space="preserve">Proposal Accepted By:</w:t>
       </w:r>
     </w:p>
-    <w:p/>
-    <w:p>
-      <w:r>
+    <w:p>
+      <w:pPr>
+        <w:keepNext w:val="0"/>
+        <w:keepLines/>
+        <w:widowControl/>
+        <w:spacing w:before="0" w:after="0" w:line="240" w:lineRule="auto"/>
+        <w:ind w:left="0" w:firstLine="0"/>
+        <w:jc w:val="left"/>
+      </w:pPr>
+      <w:r>
+        <w:rPr>
+          <w:rFonts w:ascii="Times New Roman" w:hAnsi="Times New Roman" w:eastAsia="Times New Roman" w:cs="Times New Roman"/>
+          <w:b w:val="0"/>
+          <w:sz w:val="22"/>
+        </w:rPr>
         <w:t xml:space="preserve">Signature: ________________________________</w:t>
       </w:r>
     </w:p>

--- a/tests/fixtures/templates/a1_proposal_template.docx
+++ b/tests/fixtures/templates/a1_proposal_template.docx
@@ -3,122 +3,354 @@
 <w:document xmlns:w="http://schemas.openxmlformats.org/wordprocessingml/2006/main">
   <w:body>
     <w:p>
-      <w:r>
+      <w:pPr>
+        <w:keepNext/>
+        <w:keepLines/>
+        <w:widowControl/>
+        <w:spacing w:before="0" w:after="0" w:line="240" w:lineRule="auto"/>
+        <w:ind w:left="0" w:right="0" w:firstLine="0"/>
+        <w:jc w:val="center"/>
+      </w:pPr>
+      <w:r>
+        <w:rPr>
+          <w:rFonts w:ascii="Times New Roman" w:hAnsi="Times New Roman" w:eastAsia="Times New Roman" w:cs="Times New Roman"/>
+          <w:b w:val="0"/>
+          <w:sz w:val="36"/>
+        </w:rPr>
         <w:t xml:space="preserve">A-1 Tank Removal LLC</w:t>
       </w:r>
     </w:p>
     <w:p>
-      <w:r>
+      <w:pPr>
+        <w:keepNext/>
+        <w:keepLines/>
+        <w:widowControl/>
+        <w:spacing w:before="0" w:after="0" w:line="240" w:lineRule="auto"/>
+        <w:ind w:left="0" w:right="0" w:firstLine="0"/>
+        <w:jc w:val="center"/>
+      </w:pPr>
+      <w:r>
+        <w:rPr>
+          <w:rFonts w:ascii="Times New Roman" w:hAnsi="Times New Roman" w:eastAsia="Times New Roman" w:cs="Times New Roman"/>
+          <w:b w:val="0"/>
+          <w:sz w:val="36"/>
+        </w:rPr>
         <w:t xml:space="preserve">W178 N6006 Prairie Sky Court</w:t>
       </w:r>
     </w:p>
     <w:p>
-      <w:r>
+      <w:pPr>
+        <w:keepNext/>
+        <w:keepLines/>
+        <w:widowControl/>
+        <w:spacing w:before="0" w:after="0" w:line="240" w:lineRule="auto"/>
+        <w:ind w:left="0" w:right="0" w:firstLine="0"/>
+        <w:jc w:val="center"/>
+      </w:pPr>
+      <w:r>
+        <w:rPr>
+          <w:rFonts w:ascii="Times New Roman" w:hAnsi="Times New Roman" w:eastAsia="Times New Roman" w:cs="Times New Roman"/>
+          <w:b w:val="0"/>
+          <w:sz w:val="36"/>
+        </w:rPr>
         <w:t xml:space="preserve">Menomonee Falls, Wisconsin 53051</w:t>
       </w:r>
     </w:p>
     <w:p>
-      <w:r>
+      <w:pPr>
+        <w:keepNext w:val="0"/>
+        <w:keepLines/>
+        <w:widowControl/>
+        <w:spacing w:before="0" w:after="360" w:line="240" w:lineRule="auto"/>
+        <w:ind w:left="0" w:right="0" w:firstLine="0"/>
+        <w:jc w:val="center"/>
+      </w:pPr>
+      <w:r>
+        <w:rPr>
+          <w:rFonts w:ascii="Times New Roman" w:hAnsi="Times New Roman" w:eastAsia="Times New Roman" w:cs="Times New Roman"/>
+          <w:b w:val="0"/>
+          <w:sz w:val="36"/>
+        </w:rPr>
         <w:t xml:space="preserve">(262) 252-4030</w:t>
       </w:r>
     </w:p>
-    <w:p/>
-    <w:p>
-      <w:r>
+    <w:p>
+      <w:pPr>
+        <w:keepNext/>
+        <w:keepLines/>
+        <w:widowControl/>
+        <w:spacing w:before="0" w:after="240" w:line="240" w:lineRule="auto"/>
+        <w:ind w:left="0" w:right="0" w:firstLine="0"/>
+        <w:jc w:val="center"/>
+      </w:pPr>
+      <w:r>
+        <w:rPr>
+          <w:rFonts w:ascii="Times New Roman" w:hAnsi="Times New Roman" w:eastAsia="Times New Roman" w:cs="Times New Roman"/>
+          <w:b w:val="0"/>
+          <w:sz w:val="36"/>
+        </w:rPr>
         <w:t xml:space="preserve">A-1 Tank Removal Proposal</w:t>
       </w:r>
     </w:p>
     <w:p>
-      <w:r>
+      <w:pPr>
+        <w:keepNext w:val="0"/>
+        <w:keepLines/>
+        <w:widowControl/>
+        <w:spacing w:before="0" w:after="360" w:line="240" w:lineRule="auto"/>
+        <w:ind w:left="0" w:right="0" w:firstLine="0"/>
+        <w:jc w:val="right"/>
+      </w:pPr>
+      <w:r>
+        <w:rPr>
+          <w:rFonts w:ascii="Times New Roman" w:hAnsi="Times New Roman" w:eastAsia="Times New Roman" w:cs="Times New Roman"/>
+          <w:b w:val="0"/>
+          <w:sz w:val="24"/>
+        </w:rPr>
         <w:t xml:space="preserve">Date: {{proposal_date}}</w:t>
       </w:r>
     </w:p>
     <w:p>
-      <w:r>
+      <w:pPr>
+        <w:keepNext/>
+        <w:keepLines/>
+        <w:widowControl/>
+        <w:spacing w:before="0" w:after="0" w:line="240" w:lineRule="auto"/>
+        <w:ind w:left="720" w:right="0" w:firstLine="0"/>
+        <w:jc w:val="left"/>
+      </w:pPr>
+      <w:r>
+        <w:rPr>
+          <w:rFonts w:ascii="Times New Roman" w:hAnsi="Times New Roman" w:eastAsia="Times New Roman" w:cs="Times New Roman"/>
+          <w:b/>
+          <w:sz w:val="24"/>
+        </w:rPr>
         <w:t xml:space="preserve">Prepared For:</w:t>
       </w:r>
     </w:p>
     <w:p>
-      <w:r>
+      <w:pPr>
+        <w:keepNext/>
+        <w:keepLines/>
+        <w:widowControl/>
+        <w:spacing w:before="0" w:after="0" w:line="240" w:lineRule="auto"/>
+        <w:ind w:left="1440" w:right="0" w:firstLine="0"/>
+        <w:jc w:val="left"/>
+      </w:pPr>
+      <w:r>
+        <w:rPr>
+          <w:rFonts w:ascii="Times New Roman" w:hAnsi="Times New Roman" w:eastAsia="Times New Roman" w:cs="Times New Roman"/>
+          <w:b w:val="0"/>
+          <w:sz w:val="24"/>
+        </w:rPr>
         <w:t xml:space="preserve">{{customer_name}}</w:t>
       </w:r>
     </w:p>
     <w:p>
-      <w:r>
+      <w:pPr>
+        <w:keepNext/>
+        <w:keepLines/>
+        <w:widowControl/>
+        <w:spacing w:before="0" w:after="0" w:line="240" w:lineRule="auto"/>
+        <w:ind w:left="1440" w:right="0" w:firstLine="0"/>
+        <w:jc w:val="left"/>
+      </w:pPr>
+      <w:r>
+        <w:rPr>
+          <w:rFonts w:ascii="Times New Roman" w:hAnsi="Times New Roman" w:eastAsia="Times New Roman" w:cs="Times New Roman"/>
+          <w:b w:val="0"/>
+          <w:sz w:val="24"/>
+        </w:rPr>
         <w:t xml:space="preserve">{{street_address}}</w:t>
       </w:r>
     </w:p>
     <w:p>
-      <w:r>
+      <w:pPr>
+        <w:keepNext w:val="0"/>
+        <w:keepLines/>
+        <w:widowControl/>
+        <w:spacing w:before="0" w:after="480" w:line="240" w:lineRule="auto"/>
+        <w:ind w:left="1440" w:right="0" w:firstLine="0"/>
+        <w:jc w:val="left"/>
+      </w:pPr>
+      <w:r>
+        <w:rPr>
+          <w:rFonts w:ascii="Times New Roman" w:hAnsi="Times New Roman" w:eastAsia="Times New Roman" w:cs="Times New Roman"/>
+          <w:b w:val="0"/>
+          <w:sz w:val="24"/>
+        </w:rPr>
         <w:t xml:space="preserve">{{city_state_zip}}</w:t>
       </w:r>
     </w:p>
-    <w:p/>
-    <w:p>
-      <w:pPr>
+    <w:p>
+      <w:pPr>
+        <w:keepNext w:val="0"/>
+        <w:keepLines/>
+        <w:widowControl/>
+        <w:spacing w:before="0" w:after="480" w:line="240" w:lineRule="auto"/>
+        <w:ind w:left="0" w:right="0" w:firstLine="0"/>
+        <w:jc w:val="left"/>
         <w:pBdr>
-          <w:bottom w:val="single" w:sz="8" w:space="1" w:color="auto"/>
+          <w:top w:val="single" w:sz="6" w:space="4" w:color="000000"/>
+          <w:bottom w:val="single" w:sz="6" w:space="4" w:color="000000"/>
         </w:pBdr>
       </w:pPr>
-    </w:p>
-    <w:p>
-      <w:r>
+      <w:r>
+        <w:rPr>
+          <w:rFonts w:ascii="Times New Roman" w:hAnsi="Times New Roman" w:eastAsia="Times New Roman" w:cs="Times New Roman"/>
+          <w:b w:val="0"/>
+          <w:sz w:val="24"/>
+        </w:rPr>
         <w:t xml:space="preserve">{{item_description}}</w:t>
       </w:r>
     </w:p>
     <w:p>
       <w:pPr>
-        <w:pBdr>
-          <w:bottom w:val="single" w:sz="8" w:space="1" w:color="auto"/>
-        </w:pBdr>
-      </w:pPr>
-    </w:p>
-    <w:p>
-      <w:r>
+        <w:keepNext/>
+        <w:keepLines/>
+        <w:widowControl/>
+        <w:spacing w:before="0" w:after="120" w:line="240" w:lineRule="auto"/>
+        <w:ind w:left="0" w:right="0" w:firstLine="0"/>
+        <w:jc w:val="left"/>
+      </w:pPr>
+      <w:r>
+        <w:rPr>
+          <w:rFonts w:ascii="Times New Roman" w:hAnsi="Times New Roman" w:eastAsia="Times New Roman" w:cs="Times New Roman"/>
+          <w:b/>
+          <w:sz w:val="24"/>
+        </w:rPr>
         <w:t xml:space="preserve">Scope of Work</w:t>
       </w:r>
     </w:p>
     <w:p>
-      <w:r>
+      <w:pPr>
+        <w:keepNext w:val="0"/>
+        <w:keepLines w:val="0"/>
+        <w:widowControl/>
+        <w:spacing w:before="0" w:after="480" w:line="240" w:lineRule="auto"/>
+        <w:ind w:left="0" w:right="0" w:firstLine="0"/>
+        <w:jc w:val="left"/>
+      </w:pPr>
+      <w:r>
+        <w:rPr>
+          <w:rFonts w:ascii="Times New Roman" w:hAnsi="Times New Roman" w:eastAsia="Times New Roman" w:cs="Times New Roman"/>
+          <w:b w:val="0"/>
+          <w:sz w:val="24"/>
+        </w:rPr>
         <w:t xml:space="preserve">{{scope_block}}</w:t>
       </w:r>
     </w:p>
-    <w:p/>
-    <w:p>
-      <w:r>
+    <w:p>
+      <w:pPr>
+        <w:keepNext/>
+        <w:keepLines/>
+        <w:widowControl/>
+        <w:spacing w:before="0" w:after="240" w:line="240" w:lineRule="auto"/>
+        <w:ind w:left="0" w:right="0" w:firstLine="0"/>
+        <w:jc w:val="right"/>
+      </w:pPr>
+      <w:r>
+        <w:rPr>
+          <w:rFonts w:ascii="Times New Roman" w:hAnsi="Times New Roman" w:eastAsia="Times New Roman" w:cs="Times New Roman"/>
+          <w:b/>
+          <w:sz w:val="24"/>
+        </w:rPr>
         <w:t xml:space="preserve">{{total_line}}</w:t>
       </w:r>
     </w:p>
-    <w:p/>
-    <w:p>
-      <w:r>
+    <w:p>
+      <w:pPr>
+        <w:keepNext w:val="0"/>
+        <w:keepLines/>
+        <w:widowControl/>
+        <w:spacing w:before="0" w:after="240" w:line="240" w:lineRule="auto"/>
+        <w:ind w:left="0" w:right="0" w:firstLine="0"/>
+        <w:jc w:val="left"/>
+      </w:pPr>
+      <w:r>
+        <w:rPr>
+          <w:rFonts w:ascii="Times New Roman" w:hAnsi="Times New Roman" w:eastAsia="Times New Roman" w:cs="Times New Roman"/>
+          <w:b w:val="0"/>
+          <w:sz w:val="24"/>
+        </w:rPr>
         <w:t xml:space="preserve">{{pricing_note}}</w:t>
       </w:r>
     </w:p>
     <w:p>
-      <w:r>
+      <w:pPr>
+        <w:keepNext w:val="0"/>
+        <w:keepLines w:val="0"/>
+        <w:widowControl/>
+        <w:spacing w:before="0" w:after="360" w:line="240" w:lineRule="auto"/>
+        <w:ind w:left="0" w:right="0" w:firstLine="0"/>
+        <w:jc w:val="left"/>
+      </w:pPr>
+      <w:r>
+        <w:rPr>
+          <w:rFonts w:ascii="Times New Roman" w:hAnsi="Times New Roman" w:eastAsia="Times New Roman" w:cs="Times New Roman"/>
+          <w:b w:val="0"/>
+          <w:sz w:val="24"/>
+        </w:rPr>
         <w:t xml:space="preserve">{{notes}}</w:t>
       </w:r>
     </w:p>
     <w:p>
-      <w:r>
+      <w:pPr>
+        <w:keepNext w:val="0"/>
+        <w:keepLines/>
+        <w:widowControl/>
+        <w:spacing w:before="0" w:after="480" w:line="240" w:lineRule="auto"/>
+        <w:ind w:left="0" w:right="0" w:firstLine="0"/>
+        <w:jc w:val="left"/>
+      </w:pPr>
+      <w:r>
+        <w:rPr>
+          <w:rFonts w:ascii="Times New Roman" w:hAnsi="Times New Roman" w:eastAsia="Times New Roman" w:cs="Times New Roman"/>
+          <w:b w:val="0"/>
+          <w:sz w:val="24"/>
+        </w:rPr>
         <w:t xml:space="preserve">Payment due upon completion</w:t>
       </w:r>
     </w:p>
     <w:p>
-      <w:r>
+      <w:pPr>
+        <w:keepNext/>
+        <w:keepLines/>
+        <w:widowControl/>
+        <w:spacing w:before="0" w:after="360" w:line="240" w:lineRule="auto"/>
+        <w:ind w:left="0" w:right="0" w:firstLine="0"/>
+        <w:jc w:val="left"/>
+      </w:pPr>
+      <w:r>
+        <w:rPr>
+          <w:rFonts w:ascii="Times New Roman" w:hAnsi="Times New Roman" w:eastAsia="Times New Roman" w:cs="Times New Roman"/>
+          <w:b/>
+          <w:sz w:val="24"/>
+        </w:rPr>
         <w:t xml:space="preserve">Proposal Accepted By:</w:t>
       </w:r>
     </w:p>
-    <w:p/>
-    <w:p>
-      <w:r>
+    <w:p>
+      <w:pPr>
+        <w:keepNext w:val="0"/>
+        <w:keepLines/>
+        <w:widowControl/>
+        <w:spacing w:before="0" w:after="0" w:line="240" w:lineRule="auto"/>
+        <w:ind w:left="0" w:right="0" w:firstLine="0"/>
+        <w:jc w:val="left"/>
+      </w:pPr>
+      <w:r>
+        <w:rPr>
+          <w:rFonts w:ascii="Times New Roman" w:hAnsi="Times New Roman" w:eastAsia="Times New Roman" w:cs="Times New Roman"/>
+          <w:b w:val="0"/>
+          <w:sz w:val="24"/>
+        </w:rPr>
         <w:t xml:space="preserve">Signature: ________________________________</w:t>
       </w:r>
     </w:p>
     <w:sectPr>
       <w:pgSz w:w="12240" w:h="15840"/>
-      <w:pgMar w:top="1440" w:right="1440" w:bottom="1440" w:left="1440" w:header="720" w:footer="720" w:gutter="0"/>
+      <w:pgMar w:top="1440" w:right="1800" w:bottom="1440" w:left="1800" w:header="720" w:footer="720" w:gutter="0"/>
     </w:sectPr>
   </w:body>
 </w:document>
